--- a/研究実施計画書_Burnova_アプリアンケート_v1.docx
+++ b/研究実施計画書_Burnova_アプリアンケート_v1.docx
@@ -38,7 +38,7 @@
         <w:rPr>
           <w:sz w:val="21"/>
         </w:rPr>
-        <w:t xml:space="preserve">　　　年　　月　　日作成　第１版</w:t>
+        <w:t>2026年3月21日作成　第１版</w:t>
       </w:r>
     </w:p>
     <w:p/>
@@ -1297,7 +1297,7 @@
               <w:rPr>
                 <w:sz w:val="21"/>
               </w:rPr>
-              <w:t>アプリ公開日（　　　年　　月　　日）〜 2030年3月31日</w:t>
+              <w:t>アプリ公開日（2026年3月23日）〜 2030年3月31日</w:t>
             </w:r>
           </w:p>
         </w:tc>

--- a/研究実施計画書_Burnova_アプリアンケート_v1.docx
+++ b/研究実施計画書_Burnova_アプリアンケート_v1.docx
@@ -11,7 +11,7 @@
           <w:b/>
           <w:sz w:val="26"/>
         </w:rPr>
-        <w:t>課題名: 市民向け熱傷情報啓発アプリ「Burnova」の</w:t>
+        <w:t>課題名：　市民向け熱傷情報啓発アプリ「Burnova」の</w:t>
         <w:br/>
         <w:t>有用性と利用実態に関するアンケート調査研究</w:t>
       </w:r>
@@ -30,6 +30,13 @@
       </w:r>
     </w:p>
     <w:p/>
+    <w:p/>
+    <w:p/>
+    <w:p/>
+    <w:p/>
+    <w:p/>
+    <w:p/>
+    <w:p/>
     <w:p>
       <w:pPr>
         <w:jc w:val="right"/>
@@ -41,7 +48,11 @@
         <w:t>2026年3月21日作成　第１版</w:t>
       </w:r>
     </w:p>
-    <w:p/>
+    <w:p>
+      <w:r>
+        <w:br w:type="page"/>
+      </w:r>
+    </w:p>
     <w:p>
       <w:pPr>
         <w:spacing w:before="240" w:after="40"/>
@@ -54,18 +65,167 @@
         <w:t>概要</w:t>
       </w:r>
     </w:p>
-    <w:p>
-      <w:pPr>
-        <w:spacing w:after="40"/>
-        <w:ind w:left="567"/>
-      </w:pPr>
-      <w:r>
-        <w:rPr>
-          <w:sz w:val="21"/>
-        </w:rPr>
-        <w:t>本研究は、熱傷受傷直後の市民に対し正確な応急処置・受診判断情報を提供することを目的として開発した市民向け熱傷情報啓発アプリ「Burnova」の有用性と利用実態を、アプリ内アンケートへの任意回答データを用いて評価する横断的観察研究である。収集するデータは匿名情報に限定し、個人を特定できる情報は一切取得しない。アプリ内に研究利用に関する告知を行いオプトアウト方式によるインフォームド・コンセントを得る。本研究の結果は、熱傷啓発ツールの改善および熱傷予防・初期対応に関する公衆衛生的エビデンスの蓄積に資することが期待される。</w:t>
-      </w:r>
-    </w:p>
+    <w:tbl>
+      <w:tblPr>
+        <w:tblStyle w:val="TableGrid"/>
+        <w:tblW w:type="auto" w:w="0"/>
+        <w:tblLook w:firstColumn="1" w:firstRow="1" w:lastColumn="0" w:lastRow="0" w:noHBand="0" w:noVBand="1" w:val="04A0"/>
+      </w:tblPr>
+      <w:tblGrid>
+        <w:gridCol w:w="4561"/>
+        <w:gridCol w:w="4561"/>
+      </w:tblGrid>
+      <w:tr>
+        <w:tc>
+          <w:tcPr>
+            <w:tcW w:type="dxa" w:w="4561"/>
+          </w:tcPr>
+          <w:p>
+            <w:r>
+              <w:rPr>
+                <w:rFonts w:ascii="MS Mincho" w:hAnsi="MS Mincho"/>
+                <w:sz w:val="21"/>
+              </w:rPr>
+              <w:t>目的</w:t>
+            </w:r>
+          </w:p>
+        </w:tc>
+        <w:tc>
+          <w:tcPr>
+            <w:tcW w:type="dxa" w:w="4561"/>
+          </w:tcPr>
+          <w:p>
+            <w:r>
+              <w:rPr>
+                <w:rFonts w:ascii="MS Mincho" w:hAnsi="MS Mincho"/>
+                <w:sz w:val="21"/>
+              </w:rPr>
+              <w:t>一般市民向けの熱傷情報啓発アプリ「Burnova」を開発した。本研究では利用者に対するアンケート調査を行い、熱傷を受傷した一般市民にとっての本アプリの有用性を評価することを目的とする。</w:t>
+            </w:r>
+          </w:p>
+        </w:tc>
+      </w:tr>
+      <w:tr>
+        <w:tc>
+          <w:tcPr>
+            <w:tcW w:type="dxa" w:w="4561"/>
+          </w:tcPr>
+          <w:p>
+            <w:r>
+              <w:rPr>
+                <w:rFonts w:ascii="MS Mincho" w:hAnsi="MS Mincho"/>
+                <w:sz w:val="21"/>
+              </w:rPr>
+              <w:t>対象</w:t>
+            </w:r>
+          </w:p>
+        </w:tc>
+        <w:tc>
+          <w:tcPr>
+            <w:tcW w:type="dxa" w:w="4561"/>
+          </w:tcPr>
+          <w:p>
+            <w:r>
+              <w:rPr>
+                <w:rFonts w:ascii="MS Mincho" w:hAnsi="MS Mincho"/>
+                <w:sz w:val="21"/>
+              </w:rPr>
+              <w:t>熱傷情報啓発アプリ「Burnova」の利用者（一般市民）</w:t>
+            </w:r>
+          </w:p>
+        </w:tc>
+      </w:tr>
+      <w:tr>
+        <w:tc>
+          <w:tcPr>
+            <w:tcW w:type="dxa" w:w="4561"/>
+          </w:tcPr>
+          <w:p>
+            <w:r>
+              <w:rPr>
+                <w:rFonts w:ascii="MS Mincho" w:hAnsi="MS Mincho"/>
+                <w:sz w:val="21"/>
+              </w:rPr>
+              <w:t>予定参加者数</w:t>
+            </w:r>
+          </w:p>
+        </w:tc>
+        <w:tc>
+          <w:tcPr>
+            <w:tcW w:type="dxa" w:w="4561"/>
+          </w:tcPr>
+          <w:p>
+            <w:r>
+              <w:rPr>
+                <w:rFonts w:ascii="MS Mincho" w:hAnsi="MS Mincho"/>
+                <w:sz w:val="21"/>
+              </w:rPr>
+              <w:t>疫学的な分析を行う研究であり、目標症例数は設定せず、幅広くアンケートを集積する。</w:t>
+            </w:r>
+          </w:p>
+        </w:tc>
+      </w:tr>
+      <w:tr>
+        <w:tc>
+          <w:tcPr>
+            <w:tcW w:type="dxa" w:w="4561"/>
+          </w:tcPr>
+          <w:p>
+            <w:r>
+              <w:rPr>
+                <w:rFonts w:ascii="MS Mincho" w:hAnsi="MS Mincho"/>
+                <w:sz w:val="21"/>
+              </w:rPr>
+              <w:t>研究概要</w:t>
+            </w:r>
+          </w:p>
+        </w:tc>
+        <w:tc>
+          <w:tcPr>
+            <w:tcW w:type="dxa" w:w="4561"/>
+          </w:tcPr>
+          <w:p>
+            <w:r>
+              <w:rPr>
+                <w:rFonts w:ascii="MS Mincho" w:hAnsi="MS Mincho"/>
+                <w:sz w:val="21"/>
+              </w:rPr>
+              <w:t>本研究は、熱傷受傷直後の市民に対し正確な応急処置・受診判断情報を提供することを目的として開発した市民向け熱傷情報啓発アプリ「Burnova」の有用性と利用実態を、アプリ内アンケートへの任意回答データを用いて評価する横断的観察研究である。収集するデータは匿名情報に限定し、個人を特定できる情報は一切取得しない。アプリ内に研究利用に関する告知を行いオプトアウト方式によるインフォームド・コンセントを得る。本研究の結果は、熱傷啓発ツールの改善および熱傷予防・初期対応に関する公衆衛生的エビデンスの蓄積に資することが期待される。</w:t>
+            </w:r>
+          </w:p>
+        </w:tc>
+      </w:tr>
+      <w:tr>
+        <w:tc>
+          <w:tcPr>
+            <w:tcW w:type="dxa" w:w="4561"/>
+          </w:tcPr>
+          <w:p>
+            <w:r>
+              <w:rPr>
+                <w:rFonts w:ascii="MS Mincho" w:hAnsi="MS Mincho"/>
+                <w:sz w:val="21"/>
+              </w:rPr>
+              <w:t>実施予定期間</w:t>
+            </w:r>
+          </w:p>
+        </w:tc>
+        <w:tc>
+          <w:tcPr>
+            <w:tcW w:type="dxa" w:w="4561"/>
+          </w:tcPr>
+          <w:p>
+            <w:r>
+              <w:rPr>
+                <w:rFonts w:ascii="MS Mincho" w:hAnsi="MS Mincho"/>
+                <w:sz w:val="21"/>
+              </w:rPr>
+              <w:t>研究機関の長の許可日 〜 2031年12月31日</w:t>
+            </w:r>
+          </w:p>
+        </w:tc>
+      </w:tr>
+    </w:tbl>
     <w:p>
       <w:pPr>
         <w:spacing w:before="240" w:after="40"/>
@@ -78,68 +238,6 @@
         <w:t>研究の実施体制</w:t>
       </w:r>
     </w:p>
-    <w:p>
-      <w:pPr>
-        <w:spacing w:before="120" w:after="40"/>
-        <w:ind w:left="283"/>
-      </w:pPr>
-      <w:r>
-        <w:rPr>
-          <w:b/>
-          <w:sz w:val="21"/>
-        </w:rPr>
-        <w:t>研究責任者</w:t>
-      </w:r>
-    </w:p>
-    <w:p>
-      <w:pPr>
-        <w:spacing w:after="40"/>
-        <w:ind w:left="567"/>
-      </w:pPr>
-      <w:r>
-        <w:rPr>
-          <w:sz w:val="21"/>
-        </w:rPr>
-        <w:t>大阪大学医学部附属病院　高度救命救急センター　特任助教　米田　和弘</w:t>
-      </w:r>
-    </w:p>
-    <w:p>
-      <w:pPr>
-        <w:spacing w:after="40"/>
-        <w:ind w:left="567"/>
-      </w:pPr>
-      <w:r>
-        <w:rPr>
-          <w:sz w:val="21"/>
-        </w:rPr>
-        <w:t>〒565-0871　大阪府吹田市山田丘2-15</w:t>
-      </w:r>
-    </w:p>
-    <w:p>
-      <w:pPr>
-        <w:spacing w:after="40"/>
-        <w:ind w:left="567"/>
-      </w:pPr>
-      <w:r>
-        <w:rPr>
-          <w:sz w:val="21"/>
-        </w:rPr>
-        <w:t>TEL：06-6879-5111</w:t>
-      </w:r>
-    </w:p>
-    <w:p>
-      <w:pPr>
-        <w:spacing w:before="120" w:after="40"/>
-        <w:ind w:left="283"/>
-      </w:pPr>
-      <w:r>
-        <w:rPr>
-          <w:b/>
-          <w:sz w:val="21"/>
-        </w:rPr>
-        <w:t>研究協力者</w:t>
-      </w:r>
-    </w:p>
     <w:tbl>
       <w:tblPr>
         <w:tblStyle w:val="TableGrid"/>
@@ -147,19 +245,35 @@
         <w:tblLook w:firstColumn="1" w:firstRow="1" w:lastColumn="0" w:lastRow="0" w:noHBand="0" w:noVBand="1" w:val="04A0"/>
       </w:tblPr>
       <w:tblGrid>
-        <w:gridCol w:w="3041"/>
-        <w:gridCol w:w="3041"/>
-        <w:gridCol w:w="3041"/>
+        <w:gridCol w:w="2280"/>
+        <w:gridCol w:w="2280"/>
+        <w:gridCol w:w="2280"/>
+        <w:gridCol w:w="2280"/>
       </w:tblGrid>
       <w:tr>
         <w:tc>
           <w:tcPr>
-            <w:tcW w:type="dxa" w:w="3041"/>
+            <w:tcW w:type="dxa" w:w="2280"/>
           </w:tcPr>
           <w:p>
             <w:r>
               <w:rPr>
-                <w:sz w:val="20"/>
+                <w:b/>
+                <w:sz w:val="21"/>
+              </w:rPr>
+              <w:t>役割</w:t>
+            </w:r>
+          </w:p>
+        </w:tc>
+        <w:tc>
+          <w:tcPr>
+            <w:tcW w:type="dxa" w:w="2280"/>
+          </w:tcPr>
+          <w:p>
+            <w:r>
+              <w:rPr>
+                <w:b/>
+                <w:sz w:val="21"/>
               </w:rPr>
               <w:t>氏名</w:t>
             </w:r>
@@ -167,12 +281,13 @@
         </w:tc>
         <w:tc>
           <w:tcPr>
-            <w:tcW w:type="dxa" w:w="3041"/>
+            <w:tcW w:type="dxa" w:w="2280"/>
           </w:tcPr>
           <w:p>
             <w:r>
               <w:rPr>
-                <w:sz w:val="20"/>
+                <w:b/>
+                <w:sz w:val="21"/>
               </w:rPr>
               <w:t>職名</w:t>
             </w:r>
@@ -180,12 +295,13 @@
         </w:tc>
         <w:tc>
           <w:tcPr>
-            <w:tcW w:type="dxa" w:w="3041"/>
+            <w:tcW w:type="dxa" w:w="2280"/>
           </w:tcPr>
           <w:p>
             <w:r>
               <w:rPr>
-                <w:sz w:val="20"/>
+                <w:b/>
+                <w:sz w:val="21"/>
               </w:rPr>
               <w:t>所属</w:t>
             </w:r>
@@ -195,24 +311,40 @@
       <w:tr>
         <w:tc>
           <w:tcPr>
-            <w:tcW w:type="dxa" w:w="3041"/>
+            <w:tcW w:type="dxa" w:w="2280"/>
           </w:tcPr>
           <w:p>
             <w:r>
               <w:rPr>
+                <w:rFonts w:ascii="MS Mincho" w:hAnsi="MS Mincho"/>
                 <w:sz w:val="20"/>
               </w:rPr>
-              <w:t>蛯原　健</w:t>
+              <w:t>責任者</w:t>
             </w:r>
           </w:p>
         </w:tc>
         <w:tc>
           <w:tcPr>
-            <w:tcW w:type="dxa" w:w="3041"/>
+            <w:tcW w:type="dxa" w:w="2280"/>
           </w:tcPr>
           <w:p>
             <w:r>
               <w:rPr>
+                <w:rFonts w:ascii="MS Mincho" w:hAnsi="MS Mincho"/>
+                <w:sz w:val="20"/>
+              </w:rPr>
+              <w:t>米田和弘</w:t>
+            </w:r>
+          </w:p>
+        </w:tc>
+        <w:tc>
+          <w:tcPr>
+            <w:tcW w:type="dxa" w:w="2280"/>
+          </w:tcPr>
+          <w:p>
+            <w:r>
+              <w:rPr>
+                <w:rFonts w:ascii="MS Mincho" w:hAnsi="MS Mincho"/>
                 <w:sz w:val="20"/>
               </w:rPr>
               <w:t>特任助教</w:t>
@@ -221,14 +353,15 @@
         </w:tc>
         <w:tc>
           <w:tcPr>
-            <w:tcW w:type="dxa" w:w="3041"/>
+            <w:tcW w:type="dxa" w:w="2280"/>
           </w:tcPr>
           <w:p>
             <w:r>
               <w:rPr>
+                <w:rFonts w:ascii="MS Mincho" w:hAnsi="MS Mincho"/>
                 <w:sz w:val="20"/>
               </w:rPr>
-              <w:t>大阪大学医学部附属病院　高度救命救急センター</w:t>
+              <w:t>大阪大学大学院医学系研究科生体統御医学（救急医学）</w:t>
             </w:r>
           </w:p>
         </w:tc>
@@ -236,24 +369,40 @@
       <w:tr>
         <w:tc>
           <w:tcPr>
-            <w:tcW w:type="dxa" w:w="3041"/>
+            <w:tcW w:type="dxa" w:w="2280"/>
           </w:tcPr>
           <w:p>
             <w:r>
               <w:rPr>
+                <w:rFonts w:ascii="MS Mincho" w:hAnsi="MS Mincho"/>
                 <w:sz w:val="20"/>
               </w:rPr>
-              <w:t>梅村　穣</w:t>
+              <w:t>協力者</w:t>
             </w:r>
           </w:p>
         </w:tc>
         <w:tc>
           <w:tcPr>
-            <w:tcW w:type="dxa" w:w="3041"/>
+            <w:tcW w:type="dxa" w:w="2280"/>
           </w:tcPr>
           <w:p>
             <w:r>
               <w:rPr>
+                <w:rFonts w:ascii="MS Mincho" w:hAnsi="MS Mincho"/>
+                <w:sz w:val="20"/>
+              </w:rPr>
+              <w:t>蛯原健</w:t>
+            </w:r>
+          </w:p>
+        </w:tc>
+        <w:tc>
+          <w:tcPr>
+            <w:tcW w:type="dxa" w:w="2280"/>
+          </w:tcPr>
+          <w:p>
+            <w:r>
+              <w:rPr>
+                <w:rFonts w:ascii="MS Mincho" w:hAnsi="MS Mincho"/>
                 <w:sz w:val="20"/>
               </w:rPr>
               <w:t>特任助教</w:t>
@@ -262,14 +411,15 @@
         </w:tc>
         <w:tc>
           <w:tcPr>
-            <w:tcW w:type="dxa" w:w="3041"/>
+            <w:tcW w:type="dxa" w:w="2280"/>
           </w:tcPr>
           <w:p>
             <w:r>
               <w:rPr>
+                <w:rFonts w:ascii="MS Mincho" w:hAnsi="MS Mincho"/>
                 <w:sz w:val="20"/>
               </w:rPr>
-              <w:t>大阪大学医学部附属病院　高度救命救急センター</w:t>
+              <w:t>大阪大学大学院医学系研究科生体統御医学（救急医学）</w:t>
             </w:r>
           </w:p>
         </w:tc>
@@ -277,24 +427,98 @@
       <w:tr>
         <w:tc>
           <w:tcPr>
-            <w:tcW w:type="dxa" w:w="3041"/>
+            <w:tcW w:type="dxa" w:w="2280"/>
           </w:tcPr>
           <w:p>
             <w:r>
               <w:rPr>
+                <w:rFonts w:ascii="MS Mincho" w:hAnsi="MS Mincho"/>
                 <w:sz w:val="20"/>
               </w:rPr>
-              <w:t>廣瀬　智也</w:t>
+              <w:t>協力者</w:t>
             </w:r>
           </w:p>
         </w:tc>
         <w:tc>
           <w:tcPr>
-            <w:tcW w:type="dxa" w:w="3041"/>
+            <w:tcW w:type="dxa" w:w="2280"/>
           </w:tcPr>
           <w:p>
             <w:r>
               <w:rPr>
+                <w:rFonts w:ascii="MS Mincho" w:hAnsi="MS Mincho"/>
+                <w:sz w:val="20"/>
+              </w:rPr>
+              <w:t>梅村穣</w:t>
+            </w:r>
+          </w:p>
+        </w:tc>
+        <w:tc>
+          <w:tcPr>
+            <w:tcW w:type="dxa" w:w="2280"/>
+          </w:tcPr>
+          <w:p>
+            <w:r>
+              <w:rPr>
+                <w:rFonts w:ascii="MS Mincho" w:hAnsi="MS Mincho"/>
+                <w:sz w:val="20"/>
+              </w:rPr>
+              <w:t>特任助教</w:t>
+            </w:r>
+          </w:p>
+        </w:tc>
+        <w:tc>
+          <w:tcPr>
+            <w:tcW w:type="dxa" w:w="2280"/>
+          </w:tcPr>
+          <w:p>
+            <w:r>
+              <w:rPr>
+                <w:rFonts w:ascii="MS Mincho" w:hAnsi="MS Mincho"/>
+                <w:sz w:val="20"/>
+              </w:rPr>
+              <w:t>大阪大学大学院医学系研究科生体統御医学（救急医学）</w:t>
+            </w:r>
+          </w:p>
+        </w:tc>
+      </w:tr>
+      <w:tr>
+        <w:tc>
+          <w:tcPr>
+            <w:tcW w:type="dxa" w:w="2280"/>
+          </w:tcPr>
+          <w:p>
+            <w:r>
+              <w:rPr>
+                <w:rFonts w:ascii="MS Mincho" w:hAnsi="MS Mincho"/>
+                <w:sz w:val="20"/>
+              </w:rPr>
+              <w:t>協力者</w:t>
+            </w:r>
+          </w:p>
+        </w:tc>
+        <w:tc>
+          <w:tcPr>
+            <w:tcW w:type="dxa" w:w="2280"/>
+          </w:tcPr>
+          <w:p>
+            <w:r>
+              <w:rPr>
+                <w:rFonts w:ascii="MS Mincho" w:hAnsi="MS Mincho"/>
+                <w:sz w:val="20"/>
+              </w:rPr>
+              <w:t>廣瀬智也</w:t>
+            </w:r>
+          </w:p>
+        </w:tc>
+        <w:tc>
+          <w:tcPr>
+            <w:tcW w:type="dxa" w:w="2280"/>
+          </w:tcPr>
+          <w:p>
+            <w:r>
+              <w:rPr>
+                <w:rFonts w:ascii="MS Mincho" w:hAnsi="MS Mincho"/>
                 <w:sz w:val="20"/>
               </w:rPr>
               <w:t>助教</w:t>
@@ -303,14 +527,15 @@
         </w:tc>
         <w:tc>
           <w:tcPr>
-            <w:tcW w:type="dxa" w:w="3041"/>
+            <w:tcW w:type="dxa" w:w="2280"/>
           </w:tcPr>
           <w:p>
             <w:r>
               <w:rPr>
+                <w:rFonts w:ascii="MS Mincho" w:hAnsi="MS Mincho"/>
                 <w:sz w:val="20"/>
               </w:rPr>
-              <w:t>大阪大学医学部附属病院　高度救命救急センター</w:t>
+              <w:t>大阪大学大学院医学系研究科生体統御医学（救急医学）</w:t>
             </w:r>
           </w:p>
         </w:tc>
@@ -318,24 +543,40 @@
       <w:tr>
         <w:tc>
           <w:tcPr>
-            <w:tcW w:type="dxa" w:w="3041"/>
+            <w:tcW w:type="dxa" w:w="2280"/>
           </w:tcPr>
           <w:p>
             <w:r>
               <w:rPr>
+                <w:rFonts w:ascii="MS Mincho" w:hAnsi="MS Mincho"/>
                 <w:sz w:val="20"/>
               </w:rPr>
-              <w:t>酒井　智彦</w:t>
+              <w:t>協力者</w:t>
             </w:r>
           </w:p>
         </w:tc>
         <w:tc>
           <w:tcPr>
-            <w:tcW w:type="dxa" w:w="3041"/>
+            <w:tcW w:type="dxa" w:w="2280"/>
           </w:tcPr>
           <w:p>
             <w:r>
               <w:rPr>
+                <w:rFonts w:ascii="MS Mincho" w:hAnsi="MS Mincho"/>
+                <w:sz w:val="20"/>
+              </w:rPr>
+              <w:t>酒井智彦</w:t>
+            </w:r>
+          </w:p>
+        </w:tc>
+        <w:tc>
+          <w:tcPr>
+            <w:tcW w:type="dxa" w:w="2280"/>
+          </w:tcPr>
+          <w:p>
+            <w:r>
+              <w:rPr>
+                <w:rFonts w:ascii="MS Mincho" w:hAnsi="MS Mincho"/>
                 <w:sz w:val="20"/>
               </w:rPr>
               <w:t>助教</w:t>
@@ -344,14 +585,15 @@
         </w:tc>
         <w:tc>
           <w:tcPr>
-            <w:tcW w:type="dxa" w:w="3041"/>
+            <w:tcW w:type="dxa" w:w="2280"/>
           </w:tcPr>
           <w:p>
             <w:r>
               <w:rPr>
+                <w:rFonts w:ascii="MS Mincho" w:hAnsi="MS Mincho"/>
                 <w:sz w:val="20"/>
               </w:rPr>
-              <w:t>大阪大学医学部附属病院　高度救命救急センター</w:t>
+              <w:t>大阪大学大学院医学系研究科生体統御医学（救急医学）</w:t>
             </w:r>
           </w:p>
         </w:tc>
@@ -359,24 +601,40 @@
       <w:tr>
         <w:tc>
           <w:tcPr>
-            <w:tcW w:type="dxa" w:w="3041"/>
+            <w:tcW w:type="dxa" w:w="2280"/>
           </w:tcPr>
           <w:p>
             <w:r>
               <w:rPr>
+                <w:rFonts w:ascii="MS Mincho" w:hAnsi="MS Mincho"/>
                 <w:sz w:val="20"/>
               </w:rPr>
-              <w:t>織田　順</w:t>
+              <w:t>協力者</w:t>
             </w:r>
           </w:p>
         </w:tc>
         <w:tc>
           <w:tcPr>
-            <w:tcW w:type="dxa" w:w="3041"/>
+            <w:tcW w:type="dxa" w:w="2280"/>
           </w:tcPr>
           <w:p>
             <w:r>
               <w:rPr>
+                <w:rFonts w:ascii="MS Mincho" w:hAnsi="MS Mincho"/>
+                <w:sz w:val="20"/>
+              </w:rPr>
+              <w:t>織田順</w:t>
+            </w:r>
+          </w:p>
+        </w:tc>
+        <w:tc>
+          <w:tcPr>
+            <w:tcW w:type="dxa" w:w="2280"/>
+          </w:tcPr>
+          <w:p>
+            <w:r>
+              <w:rPr>
+                <w:rFonts w:ascii="MS Mincho" w:hAnsi="MS Mincho"/>
                 <w:sz w:val="20"/>
               </w:rPr>
               <w:t>教授</w:t>
@@ -385,14 +643,255 @@
         </w:tc>
         <w:tc>
           <w:tcPr>
-            <w:tcW w:type="dxa" w:w="3041"/>
+            <w:tcW w:type="dxa" w:w="2280"/>
           </w:tcPr>
           <w:p>
             <w:r>
               <w:rPr>
+                <w:rFonts w:ascii="MS Mincho" w:hAnsi="MS Mincho"/>
                 <w:sz w:val="20"/>
               </w:rPr>
-              <w:t>大阪大学医学部附属病院　高度救命救急センター</w:t>
+              <w:t>大阪大学大学院医学系研究科生体統御医学（救急医学）</w:t>
+            </w:r>
+          </w:p>
+        </w:tc>
+      </w:tr>
+      <w:tr>
+        <w:tc>
+          <w:tcPr>
+            <w:tcW w:type="dxa" w:w="2280"/>
+          </w:tcPr>
+          <w:p>
+            <w:r>
+              <w:rPr>
+                <w:rFonts w:ascii="MS Mincho" w:hAnsi="MS Mincho"/>
+                <w:sz w:val="20"/>
+              </w:rPr>
+              <w:t>研究協力者</w:t>
+              <w:br/>
+              <w:t>（データ解析・学術発表）</w:t>
+            </w:r>
+          </w:p>
+        </w:tc>
+        <w:tc>
+          <w:tcPr>
+            <w:tcW w:type="dxa" w:w="2280"/>
+          </w:tcPr>
+          <w:p>
+            <w:r>
+              <w:rPr>
+                <w:rFonts w:ascii="MS Mincho" w:hAnsi="MS Mincho"/>
+                <w:sz w:val="20"/>
+              </w:rPr>
+              <w:t>松浦裕司</w:t>
+            </w:r>
+          </w:p>
+        </w:tc>
+        <w:tc>
+          <w:tcPr>
+            <w:tcW w:type="dxa" w:w="2280"/>
+          </w:tcPr>
+          <w:p>
+            <w:r>
+              <w:rPr>
+                <w:rFonts w:ascii="MS Mincho" w:hAnsi="MS Mincho"/>
+                <w:sz w:val="20"/>
+              </w:rPr>
+              <w:t>医務部長</w:t>
+            </w:r>
+          </w:p>
+        </w:tc>
+        <w:tc>
+          <w:tcPr>
+            <w:tcW w:type="dxa" w:w="2280"/>
+          </w:tcPr>
+          <w:p>
+            <w:r>
+              <w:rPr>
+                <w:rFonts w:ascii="MS Mincho" w:hAnsi="MS Mincho"/>
+                <w:sz w:val="20"/>
+              </w:rPr>
+              <w:t>大阪府立中河内救命救急センター</w:t>
+            </w:r>
+          </w:p>
+        </w:tc>
+      </w:tr>
+      <w:tr>
+        <w:tc>
+          <w:tcPr>
+            <w:tcW w:type="dxa" w:w="2280"/>
+          </w:tcPr>
+          <w:p>
+            <w:r>
+              <w:rPr>
+                <w:rFonts w:ascii="MS Mincho" w:hAnsi="MS Mincho"/>
+                <w:sz w:val="20"/>
+              </w:rPr>
+              <w:t>研究協力者</w:t>
+              <w:br/>
+              <w:t>（データ解析・学術発表）</w:t>
+            </w:r>
+          </w:p>
+        </w:tc>
+        <w:tc>
+          <w:tcPr>
+            <w:tcW w:type="dxa" w:w="2280"/>
+          </w:tcPr>
+          <w:p>
+            <w:r>
+              <w:rPr>
+                <w:rFonts w:ascii="MS Mincho" w:hAnsi="MS Mincho"/>
+                <w:sz w:val="20"/>
+              </w:rPr>
+              <w:t>大須賀章倫</w:t>
+            </w:r>
+          </w:p>
+        </w:tc>
+        <w:tc>
+          <w:tcPr>
+            <w:tcW w:type="dxa" w:w="2280"/>
+          </w:tcPr>
+          <w:p>
+            <w:r>
+              <w:rPr>
+                <w:rFonts w:ascii="MS Mincho" w:hAnsi="MS Mincho"/>
+                <w:sz w:val="20"/>
+              </w:rPr>
+              <w:t>第1救命センター長</w:t>
+            </w:r>
+          </w:p>
+        </w:tc>
+        <w:tc>
+          <w:tcPr>
+            <w:tcW w:type="dxa" w:w="2280"/>
+          </w:tcPr>
+          <w:p>
+            <w:r>
+              <w:rPr>
+                <w:rFonts w:ascii="MS Mincho" w:hAnsi="MS Mincho"/>
+                <w:sz w:val="20"/>
+              </w:rPr>
+              <w:t>JCHO中京病院</w:t>
+            </w:r>
+          </w:p>
+        </w:tc>
+      </w:tr>
+      <w:tr>
+        <w:tc>
+          <w:tcPr>
+            <w:tcW w:type="dxa" w:w="2280"/>
+          </w:tcPr>
+          <w:p>
+            <w:r>
+              <w:rPr>
+                <w:rFonts w:ascii="MS Mincho" w:hAnsi="MS Mincho"/>
+                <w:sz w:val="20"/>
+              </w:rPr>
+              <w:t>研究協力者</w:t>
+              <w:br/>
+              <w:t>（データ解析・学術発表）</w:t>
+            </w:r>
+          </w:p>
+        </w:tc>
+        <w:tc>
+          <w:tcPr>
+            <w:tcW w:type="dxa" w:w="2280"/>
+          </w:tcPr>
+          <w:p>
+            <w:r>
+              <w:rPr>
+                <w:rFonts w:ascii="MS Mincho" w:hAnsi="MS Mincho"/>
+                <w:sz w:val="20"/>
+              </w:rPr>
+              <w:t>大西伸也</w:t>
+            </w:r>
+          </w:p>
+        </w:tc>
+        <w:tc>
+          <w:tcPr>
+            <w:tcW w:type="dxa" w:w="2280"/>
+          </w:tcPr>
+          <w:p>
+            <w:r>
+              <w:rPr>
+                <w:rFonts w:ascii="MS Mincho" w:hAnsi="MS Mincho"/>
+                <w:sz w:val="20"/>
+              </w:rPr>
+              <w:t>医員</w:t>
+            </w:r>
+          </w:p>
+        </w:tc>
+        <w:tc>
+          <w:tcPr>
+            <w:tcW w:type="dxa" w:w="2280"/>
+          </w:tcPr>
+          <w:p>
+            <w:r>
+              <w:rPr>
+                <w:rFonts w:ascii="MS Mincho" w:hAnsi="MS Mincho"/>
+                <w:sz w:val="20"/>
+              </w:rPr>
+              <w:t>JCHO中京病院</w:t>
+            </w:r>
+          </w:p>
+        </w:tc>
+      </w:tr>
+      <w:tr>
+        <w:tc>
+          <w:tcPr>
+            <w:tcW w:type="dxa" w:w="2280"/>
+          </w:tcPr>
+          <w:p>
+            <w:r>
+              <w:rPr>
+                <w:rFonts w:ascii="MS Mincho" w:hAnsi="MS Mincho"/>
+                <w:sz w:val="20"/>
+              </w:rPr>
+              <w:t>研究協力者</w:t>
+              <w:br/>
+              <w:t>（データ解析・学術発表）</w:t>
+            </w:r>
+          </w:p>
+        </w:tc>
+        <w:tc>
+          <w:tcPr>
+            <w:tcW w:type="dxa" w:w="2280"/>
+          </w:tcPr>
+          <w:p>
+            <w:r>
+              <w:rPr>
+                <w:rFonts w:ascii="MS Mincho" w:hAnsi="MS Mincho"/>
+                <w:sz w:val="20"/>
+              </w:rPr>
+              <w:t>岡田直己</w:t>
+            </w:r>
+          </w:p>
+        </w:tc>
+        <w:tc>
+          <w:tcPr>
+            <w:tcW w:type="dxa" w:w="2280"/>
+          </w:tcPr>
+          <w:p>
+            <w:r>
+              <w:rPr>
+                <w:rFonts w:ascii="MS Mincho" w:hAnsi="MS Mincho"/>
+                <w:sz w:val="20"/>
+              </w:rPr>
+              <w:t>診療主任</w:t>
+            </w:r>
+          </w:p>
+        </w:tc>
+        <w:tc>
+          <w:tcPr>
+            <w:tcW w:type="dxa" w:w="2280"/>
+          </w:tcPr>
+          <w:p>
+            <w:r>
+              <w:rPr>
+                <w:rFonts w:ascii="MS Mincho" w:hAnsi="MS Mincho"/>
+                <w:sz w:val="20"/>
+              </w:rPr>
+              <w:t>独立行政法人大阪府立病院機構大阪急性期・総合医療センター</w:t>
             </w:r>
           </w:p>
         </w:tc>
@@ -407,7 +906,7 @@
         <w:rPr>
           <w:sz w:val="21"/>
         </w:rPr>
-        <w:t>本研究は単施設研究（大阪大学医学部附属病院）として実施する。</w:t>
+        <w:t>大阪大学医学部附属病院以外の所属研究協力者は、データ収集には関与せず、データ解析および学術発表への参加のみを担当する。</w:t>
       </w:r>
     </w:p>
     <w:p>
@@ -425,7 +924,7 @@
     <w:p>
       <w:pPr>
         <w:spacing w:after="40"/>
-        <w:ind w:left="567"/>
+        <w:ind w:left="0"/>
       </w:pPr>
       <w:r>
         <w:rPr>
@@ -438,13 +937,13 @@
     <w:p>
       <w:pPr>
         <w:spacing w:after="40"/>
-        <w:ind w:left="567"/>
+        <w:ind w:left="0"/>
       </w:pPr>
       <w:r>
         <w:rPr>
           <w:sz w:val="21"/>
         </w:rPr>
-        <w:t>熱傷は日本において年間10万人以上が医療機関を受診する身近な外傷である（Yoneda K et al., Acute Medicine &amp; Surgery, 2024）。受傷直後の適切な初期対応（十分な流水冷却・適切な受診判断）が予後を左右するにもかかわらず、一般市民が正確な情報に即座にアクセスできる環境は十分に整っていなかった。こうした背景から「Burnova」を開発・公開した。本研究により同アプリの有用性を定量的に評価することで、今後の熱傷啓発活動の発展に向けたエビデンスを提供し、熱傷診療の地域格差解消を目指す社会システム構築の第一歩とする。</w:t>
+        <w:t>熱傷は日本において年間10万人以上が医療機関を受診する身近な外傷である（Yoneda K et al., Acute Medicine &amp; Surgery, 2024）。受傷直後の適切な初期対応（十分な流水冷却・適切な受診判断）が予後を左右するにもかかわらず、一般市民が正確な情報に即座にアクセスできる環境は十分に整っていなかった。また受傷後の応急処置、受診先選定、初期治療後の自宅での対応までを一つの情報サイトで網羅しているものはなく、一般市民が判断に迷うケースは少なくない。こうした背景から熱傷に苦しむ患者及びその家族にとっての不安を解消することを目的として「Burnova」を開発・公開した。本研究は同アプリの有用性を定量的に評価することで、今後の熱傷啓発活動の発展に向けたエビデンスを提供し、熱傷診療の地域格差解消を目指す社会システム構築の第一歩とすることが目的である。</w:t>
       </w:r>
     </w:p>
     <w:p>
@@ -462,13 +961,26 @@
     <w:p>
       <w:pPr>
         <w:spacing w:after="40"/>
-        <w:ind w:left="567"/>
+        <w:ind w:left="0"/>
       </w:pPr>
       <w:r>
         <w:rPr>
           <w:sz w:val="21"/>
         </w:rPr>
-        <w:t>熱傷専門医は全国でも極めて少なく、高度専門医療機能は限られた施設にのみ集中している。2025年、大阪大学医学部附属病院高度救命救急センターは大阪府熱傷センターとして正式に指定されたが、これは逆に言えば、府内でも専門的な熱傷診療が可能な施設が極めて限られることを意味する。専門医不在施設での課題は「受傷前・受傷直後の市民への情報提供」と「医療機関到達後の評価精度」の二層に存在する。本研究が対象とする「Burnova」は前者の課題に対応するツールであり、市民が受傷直後に参照できる応急処置・受診基準情報を提供している。本アプリの有用性・利用実態を科学的に検証することは、熱傷予防・初期対応に関する公衆衛生的エビデンスの構築という観点で重要な意義を持つ。</w:t>
+        <w:t>熱傷専門医は全国でも極めて少なく（2026年3月現在で約370名：日本熱傷学会専門医名簿より）、高度専門医療機能は限られた施設にのみ集中している。熱傷診療における社会としての問題は大きく2つある。1. 一般市民における熱傷リテラシー不足、2. 社会全体として熱傷診療が標準化されないこと、である。2026年、大阪大学医学部附属病院高度救命救急センターは大阪府重症熱傷センターとして正式に指定され重症熱傷患者への対応を担うこととなったが、熱傷患者の多くは軽症〜中等症の患者であり、熱傷専門医が全ての患者を診療することは不可能である。より多くの熱傷患者に対応するには熱傷の知識を持った医療者を増やすか、熱傷に関する我々の知識を一般市民に向けて発信するかしか方法はない。熱傷専門医の数を急激に増やすことは困難であることから、まずは市民に対して熱傷関連情報をウェブアプリで発信する事により、熱傷知識へのアクセシビリティーを確保することで1つ目の課題に対応することが重要であると考えた。2つ目の課題に対しては、今後熱傷患者の創部を画像に収めることで、画像から熱傷面積をAIで推定するシステムの開発、そしてその画像を救急隊や施設間で共有するシステム、そして最終的には撮影した画像を集積するデータセンター構築を行う予定としており、別途研究を行う予定である。</w:t>
+      </w:r>
+    </w:p>
+    <w:p/>
+    <w:p>
+      <w:pPr>
+        <w:spacing w:after="40"/>
+        <w:ind w:left="0"/>
+      </w:pPr>
+      <w:r>
+        <w:rPr>
+          <w:sz w:val="21"/>
+        </w:rPr>
+        <w:t>本研究が対象とする「Burnova」は市民が受傷直後に参照できる応急処置・受診基準情報・受診先選定までを提供している。本アプリの有用性・利用実態を科学的に検証することは、熱傷の重症化予防・初期対応に関する公衆衛生的エビデンスの構築という観点で重要な意義を持つ。</w:t>
       </w:r>
     </w:p>
     <w:p>
@@ -590,10 +1102,21 @@
         <w:rPr>
           <w:sz w:val="21"/>
         </w:rPr>
-        <w:t>【年齢制限】なし。未成年者については保護者等が使用・回答する場合を含む。</w:t>
+        <w:t>【年齢制限】</w:t>
       </w:r>
     </w:p>
-    <w:p/>
+    <w:p>
+      <w:pPr>
+        <w:spacing w:after="40"/>
+        <w:ind w:left="850"/>
+      </w:pPr>
+      <w:r>
+        <w:rPr>
+          <w:sz w:val="21"/>
+        </w:rPr>
+        <w:t>なし。未成年者については保護者等が使用・回答する場合を含む。</w:t>
+      </w:r>
+    </w:p>
     <w:p>
       <w:pPr>
         <w:spacing w:after="40"/>
@@ -640,7 +1163,7 @@
         <w:rPr>
           <w:sz w:val="21"/>
         </w:rPr>
-        <w:t>アプリ内に設置されたアンケートフォームへの任意回答データを収集・解析する。収集項目は以下のとおり。</w:t>
+        <w:t>アプリ内に設置されたアンケートフォームへの任意回答データを収集・解析する。収集項目は以下のとおり。簡易項目（①②）と詳細項目（③〜⑩）を設定した。また、アプリの利用行動に関するデータ（⑪⑫）についても収集する。</w:t>
       </w:r>
     </w:p>
     <w:tbl>
@@ -662,6 +1185,7 @@
           <w:p>
             <w:r>
               <w:rPr>
+                <w:b/>
                 <w:sz w:val="20"/>
               </w:rPr>
               <w:t>番号</w:t>
@@ -675,6 +1199,7 @@
           <w:p>
             <w:r>
               <w:rPr>
+                <w:b/>
                 <w:sz w:val="20"/>
               </w:rPr>
               <w:t>項目名</w:t>
@@ -688,6 +1213,7 @@
           <w:p>
             <w:r>
               <w:rPr>
+                <w:b/>
                 <w:sz w:val="20"/>
               </w:rPr>
               <w:t>内容</w:t>
@@ -703,6 +1229,7 @@
           <w:p>
             <w:r>
               <w:rPr>
+                <w:rFonts w:ascii="MS Mincho" w:hAnsi="MS Mincho"/>
                 <w:sz w:val="20"/>
               </w:rPr>
               <w:t>①</w:t>
@@ -716,6 +1243,7 @@
           <w:p>
             <w:r>
               <w:rPr>
+                <w:rFonts w:ascii="MS Mincho" w:hAnsi="MS Mincho"/>
                 <w:sz w:val="20"/>
               </w:rPr>
               <w:t>ページの有用性</w:t>
@@ -729,6 +1257,7 @@
           <w:p>
             <w:r>
               <w:rPr>
+                <w:rFonts w:ascii="MS Mincho" w:hAnsi="MS Mincho"/>
                 <w:sz w:val="20"/>
               </w:rPr>
               <w:t>「このページは役に立ちましたか？」（はい／いいえ）</w:t>
@@ -744,6 +1273,7 @@
           <w:p>
             <w:r>
               <w:rPr>
+                <w:rFonts w:ascii="MS Mincho" w:hAnsi="MS Mincho"/>
                 <w:sz w:val="20"/>
               </w:rPr>
               <w:t>②</w:t>
@@ -757,6 +1287,7 @@
           <w:p>
             <w:r>
               <w:rPr>
+                <w:rFonts w:ascii="MS Mincho" w:hAnsi="MS Mincho"/>
                 <w:sz w:val="20"/>
               </w:rPr>
               <w:t>ツール満足度</w:t>
@@ -770,6 +1301,7 @@
           <w:p>
             <w:r>
               <w:rPr>
+                <w:rFonts w:ascii="MS Mincho" w:hAnsi="MS Mincho"/>
                 <w:sz w:val="20"/>
               </w:rPr>
               <w:t>5点満点のリッカートスケール</w:t>
@@ -785,6 +1317,7 @@
           <w:p>
             <w:r>
               <w:rPr>
+                <w:rFonts w:ascii="MS Mincho" w:hAnsi="MS Mincho"/>
                 <w:sz w:val="20"/>
               </w:rPr>
               <w:t>③</w:t>
@@ -798,6 +1331,7 @@
           <w:p>
             <w:r>
               <w:rPr>
+                <w:rFonts w:ascii="MS Mincho" w:hAnsi="MS Mincho"/>
                 <w:sz w:val="20"/>
               </w:rPr>
               <w:t>使用者の属性</w:t>
@@ -811,6 +1345,7 @@
           <w:p>
             <w:r>
               <w:rPr>
+                <w:rFonts w:ascii="MS Mincho" w:hAnsi="MS Mincho"/>
                 <w:sz w:val="20"/>
               </w:rPr>
               <w:t>「誰がこのツールを使用しましたか？」</w:t>
@@ -826,6 +1361,7 @@
           <w:p>
             <w:r>
               <w:rPr>
+                <w:rFonts w:ascii="MS Mincho" w:hAnsi="MS Mincho"/>
                 <w:sz w:val="20"/>
               </w:rPr>
               <w:t>④</w:t>
@@ -839,6 +1375,7 @@
           <w:p>
             <w:r>
               <w:rPr>
+                <w:rFonts w:ascii="MS Mincho" w:hAnsi="MS Mincho"/>
                 <w:sz w:val="20"/>
               </w:rPr>
               <w:t>熱傷患者の年齢層</w:t>
@@ -852,6 +1389,7 @@
           <w:p>
             <w:r>
               <w:rPr>
+                <w:rFonts w:ascii="MS Mincho" w:hAnsi="MS Mincho"/>
                 <w:sz w:val="20"/>
               </w:rPr>
               <w:t>やけどした人の年齢区分</w:t>
@@ -867,6 +1405,7 @@
           <w:p>
             <w:r>
               <w:rPr>
+                <w:rFonts w:ascii="MS Mincho" w:hAnsi="MS Mincho"/>
                 <w:sz w:val="20"/>
               </w:rPr>
               <w:t>⑤</w:t>
@@ -880,6 +1419,7 @@
           <w:p>
             <w:r>
               <w:rPr>
+                <w:rFonts w:ascii="MS Mincho" w:hAnsi="MS Mincho"/>
                 <w:sz w:val="20"/>
               </w:rPr>
               <w:t>熱傷の原因</w:t>
@@ -893,6 +1433,7 @@
           <w:p>
             <w:r>
               <w:rPr>
+                <w:rFonts w:ascii="MS Mincho" w:hAnsi="MS Mincho"/>
                 <w:sz w:val="20"/>
               </w:rPr>
               <w:t>やけどの原因（選択肢より選択）</w:t>
@@ -908,6 +1449,7 @@
           <w:p>
             <w:r>
               <w:rPr>
+                <w:rFonts w:ascii="MS Mincho" w:hAnsi="MS Mincho"/>
                 <w:sz w:val="20"/>
               </w:rPr>
               <w:t>⑥</w:t>
@@ -921,6 +1463,7 @@
           <w:p>
             <w:r>
               <w:rPr>
+                <w:rFonts w:ascii="MS Mincho" w:hAnsi="MS Mincho"/>
                 <w:sz w:val="20"/>
               </w:rPr>
               <w:t>閲覧後の行動変化</w:t>
@@ -934,6 +1477,7 @@
           <w:p>
             <w:r>
               <w:rPr>
+                <w:rFonts w:ascii="MS Mincho" w:hAnsi="MS Mincho"/>
                 <w:sz w:val="20"/>
               </w:rPr>
               <w:t>「このページを見て行動は変わりましたか？」</w:t>
@@ -949,6 +1493,7 @@
           <w:p>
             <w:r>
               <w:rPr>
+                <w:rFonts w:ascii="MS Mincho" w:hAnsi="MS Mincho"/>
                 <w:sz w:val="20"/>
               </w:rPr>
               <w:t>⑦</w:t>
@@ -962,6 +1507,7 @@
           <w:p>
             <w:r>
               <w:rPr>
+                <w:rFonts w:ascii="MS Mincho" w:hAnsi="MS Mincho"/>
                 <w:sz w:val="20"/>
               </w:rPr>
               <w:t>都道府県</w:t>
@@ -975,6 +1521,7 @@
           <w:p>
             <w:r>
               <w:rPr>
+                <w:rFonts w:ascii="MS Mincho" w:hAnsi="MS Mincho"/>
                 <w:sz w:val="20"/>
               </w:rPr>
               <w:t>任意回答</w:t>
@@ -990,6 +1537,7 @@
           <w:p>
             <w:r>
               <w:rPr>
+                <w:rFonts w:ascii="MS Mincho" w:hAnsi="MS Mincho"/>
                 <w:sz w:val="20"/>
               </w:rPr>
               <w:t>⑧</w:t>
@@ -1003,6 +1551,7 @@
           <w:p>
             <w:r>
               <w:rPr>
+                <w:rFonts w:ascii="MS Mincho" w:hAnsi="MS Mincho"/>
                 <w:sz w:val="20"/>
               </w:rPr>
               <w:t>熱傷部位</w:t>
@@ -1016,6 +1565,7 @@
           <w:p>
             <w:r>
               <w:rPr>
+                <w:rFonts w:ascii="MS Mincho" w:hAnsi="MS Mincho"/>
                 <w:sz w:val="20"/>
               </w:rPr>
               <w:t>顔面・頭頸部／手（手指含む）／足／体幹部／陰部／その他（複数選択可）</w:t>
@@ -1031,6 +1581,7 @@
           <w:p>
             <w:r>
               <w:rPr>
+                <w:rFonts w:ascii="MS Mincho" w:hAnsi="MS Mincho"/>
                 <w:sz w:val="20"/>
               </w:rPr>
               <w:t>⑨</w:t>
@@ -1044,6 +1595,7 @@
           <w:p>
             <w:r>
               <w:rPr>
+                <w:rFonts w:ascii="MS Mincho" w:hAnsi="MS Mincho"/>
                 <w:sz w:val="20"/>
               </w:rPr>
               <w:t>情報の信頼度</w:t>
@@ -1057,6 +1609,7 @@
           <w:p>
             <w:r>
               <w:rPr>
+                <w:rFonts w:ascii="MS Mincho" w:hAnsi="MS Mincho"/>
                 <w:sz w:val="20"/>
               </w:rPr>
               <w:t>「この情報は信頼できると思いますか？」（1〜5段階）</w:t>
@@ -1072,6 +1625,7 @@
           <w:p>
             <w:r>
               <w:rPr>
+                <w:rFonts w:ascii="MS Mincho" w:hAnsi="MS Mincho"/>
                 <w:sz w:val="20"/>
               </w:rPr>
               <w:t>⑩</w:t>
@@ -1085,6 +1639,7 @@
           <w:p>
             <w:r>
               <w:rPr>
+                <w:rFonts w:ascii="MS Mincho" w:hAnsi="MS Mincho"/>
                 <w:sz w:val="20"/>
               </w:rPr>
               <w:t>自由記述</w:t>
@@ -1098,9 +1653,98 @@
           <w:p>
             <w:r>
               <w:rPr>
+                <w:rFonts w:ascii="MS Mincho" w:hAnsi="MS Mincho"/>
                 <w:sz w:val="20"/>
               </w:rPr>
               <w:t>追加してほしい機能・改善点（任意）</w:t>
+            </w:r>
+          </w:p>
+        </w:tc>
+      </w:tr>
+      <w:tr>
+        <w:tc>
+          <w:tcPr>
+            <w:tcW w:type="dxa" w:w="3041"/>
+          </w:tcPr>
+          <w:p>
+            <w:r>
+              <w:rPr>
+                <w:rFonts w:ascii="MS Mincho" w:hAnsi="MS Mincho"/>
+                <w:sz w:val="20"/>
+              </w:rPr>
+              <w:t>⑪</w:t>
+            </w:r>
+          </w:p>
+        </w:tc>
+        <w:tc>
+          <w:tcPr>
+            <w:tcW w:type="dxa" w:w="3041"/>
+          </w:tcPr>
+          <w:p>
+            <w:r>
+              <w:rPr>
+                <w:rFonts w:ascii="MS Mincho" w:hAnsi="MS Mincho"/>
+                <w:sz w:val="20"/>
+              </w:rPr>
+              <w:t>最終押下ボタン</w:t>
+            </w:r>
+          </w:p>
+        </w:tc>
+        <w:tc>
+          <w:tcPr>
+            <w:tcW w:type="dxa" w:w="3041"/>
+          </w:tcPr>
+          <w:p>
+            <w:r>
+              <w:rPr>
+                <w:rFonts w:ascii="MS Mincho" w:hAnsi="MS Mincho"/>
+                <w:sz w:val="20"/>
+              </w:rPr>
+              <w:t>アンケート回答時に最後に押下したボタンの種類</w:t>
+            </w:r>
+          </w:p>
+        </w:tc>
+      </w:tr>
+      <w:tr>
+        <w:tc>
+          <w:tcPr>
+            <w:tcW w:type="dxa" w:w="3041"/>
+          </w:tcPr>
+          <w:p>
+            <w:r>
+              <w:rPr>
+                <w:rFonts w:ascii="MS Mincho" w:hAnsi="MS Mincho"/>
+                <w:sz w:val="20"/>
+              </w:rPr>
+              <w:t>⑫</w:t>
+            </w:r>
+          </w:p>
+        </w:tc>
+        <w:tc>
+          <w:tcPr>
+            <w:tcW w:type="dxa" w:w="3041"/>
+          </w:tcPr>
+          <w:p>
+            <w:r>
+              <w:rPr>
+                <w:rFonts w:ascii="MS Mincho" w:hAnsi="MS Mincho"/>
+                <w:sz w:val="20"/>
+              </w:rPr>
+              <w:t>行動決定までの時間</w:t>
+            </w:r>
+          </w:p>
+        </w:tc>
+        <w:tc>
+          <w:tcPr>
+            <w:tcW w:type="dxa" w:w="3041"/>
+          </w:tcPr>
+          <w:p>
+            <w:r>
+              <w:rPr>
+                <w:rFonts w:ascii="MS Mincho" w:hAnsi="MS Mincho"/>
+                <w:sz w:val="20"/>
+              </w:rPr>
+              <w:t>ページ閲覧から行動決定（ボタン押下）までの時間</w:t>
             </w:r>
           </w:p>
         </w:tc>
@@ -1224,6 +1868,18 @@
         <w:rPr>
           <w:sz w:val="21"/>
         </w:rPr>
+        <w:t>最終押下ボタンの分布・行動決定までの時間の分布</w:t>
+      </w:r>
+    </w:p>
+    <w:p>
+      <w:pPr>
+        <w:spacing w:after="40"/>
+        <w:ind w:left="850"/>
+      </w:pPr>
+      <w:r>
+        <w:rPr>
+          <w:sz w:val="21"/>
+        </w:rPr>
         <w:t>自由記述の質的分析</w:t>
       </w:r>
     </w:p>
@@ -1282,6 +1938,7 @@
           <w:p>
             <w:r>
               <w:rPr>
+                <w:rFonts w:ascii="MS Mincho" w:hAnsi="MS Mincho"/>
                 <w:sz w:val="21"/>
               </w:rPr>
               <w:t>データ収集期間</w:t>
@@ -1295,6 +1952,7 @@
           <w:p>
             <w:r>
               <w:rPr>
+                <w:rFonts w:ascii="MS Mincho" w:hAnsi="MS Mincho"/>
                 <w:sz w:val="21"/>
               </w:rPr>
               <w:t>アプリ公開日（2026年3月23日）〜 2030年3月31日</w:t>
@@ -1310,6 +1968,7 @@
           <w:p>
             <w:r>
               <w:rPr>
+                <w:rFonts w:ascii="MS Mincho" w:hAnsi="MS Mincho"/>
                 <w:sz w:val="21"/>
               </w:rPr>
               <w:t>研究期間（全体）</w:t>
@@ -1323,9 +1982,10 @@
           <w:p>
             <w:r>
               <w:rPr>
+                <w:rFonts w:ascii="MS Mincho" w:hAnsi="MS Mincho"/>
                 <w:sz w:val="21"/>
               </w:rPr>
-              <w:t>研究機関の長の許可日 〜 2031年3月31日</w:t>
+              <w:t>研究機関の長の許可日 〜 2031年12月31日</w:t>
             </w:r>
           </w:p>
         </w:tc>
@@ -1358,7 +2018,7 @@
     <w:p>
       <w:pPr>
         <w:spacing w:after="40"/>
-        <w:ind w:left="567"/>
+        <w:ind w:left="0"/>
       </w:pPr>
       <w:r>
         <w:rPr>
@@ -1370,6 +2030,7 @@
     <w:p/>
     <w:p>
       <w:pPr>
+        <w:spacing w:after="40"/>
         <w:ind w:left="850"/>
       </w:pPr>
       <w:r>
@@ -1384,25 +2045,25 @@
     <w:p>
       <w:pPr>
         <w:spacing w:after="40"/>
-        <w:ind w:left="567"/>
+        <w:ind w:left="0"/>
       </w:pPr>
       <w:r>
         <w:rPr>
           <w:sz w:val="21"/>
         </w:rPr>
-        <w:t>上記に基づき、回答者は研究利用について告知を受けた上で自発的に回答しており、オプトアウト方式による同意が成立していると判断する。オプトアウトを希望する場合は、アンケートに回答しないことで参加を拒否できる。本研究に関する情報は大阪大学医学部附属病院のウェブサイトおよびアプリ内に掲示し、研究対象者からの申し出があった場合はその時点以降のデータを解析対象から除外する。</w:t>
+        <w:t>上記に基づき、回答者は研究利用について告知を受けた上で自発的に回答しており、オプトアウト方式による同意が成立していると判断する。オプトアウトを希望する場合は、アンケートに回答しないことで参加を拒否できる。本研究に関する情報はアプリ内に掲示し、研究対象者からの申し出があった場合はその時点以降のデータを解析対象から除外する。</w:t>
       </w:r>
     </w:p>
     <w:p>
       <w:pPr>
         <w:spacing w:after="40"/>
-        <w:ind w:left="567"/>
+        <w:ind w:left="0"/>
       </w:pPr>
       <w:r>
         <w:rPr>
           <w:sz w:val="21"/>
         </w:rPr>
-        <w:t>退院した患者の既存情報のみを対象とする場合と同様、匿名性が担保されかつ個別追跡が不可能なデータであることから、個別の文書による同意取得は省略する。</w:t>
+        <w:t>匿名性が担保されかつ個別追跡が不可能なデータであることから、個別の文書による同意取得は省略する。</w:t>
       </w:r>
     </w:p>
     <w:p>
@@ -1420,7 +2081,7 @@
     <w:p>
       <w:pPr>
         <w:spacing w:after="40"/>
-        <w:ind w:left="567"/>
+        <w:ind w:left="0"/>
       </w:pPr>
       <w:r>
         <w:rPr>
@@ -1444,7 +2105,7 @@
     <w:p>
       <w:pPr>
         <w:spacing w:after="40"/>
-        <w:ind w:left="567"/>
+        <w:ind w:left="0"/>
       </w:pPr>
       <w:r>
         <w:rPr>
@@ -1456,7 +2117,7 @@
     <w:p>
       <w:pPr>
         <w:spacing w:after="40"/>
-        <w:ind w:left="850"/>
+        <w:ind w:left="283"/>
       </w:pPr>
       <w:r>
         <w:rPr>
@@ -1468,19 +2129,19 @@
     <w:p>
       <w:pPr>
         <w:spacing w:after="40"/>
-        <w:ind w:left="850"/>
+        <w:ind w:left="283"/>
       </w:pPr>
       <w:r>
         <w:rPr>
           <w:sz w:val="21"/>
         </w:rPr>
-        <w:t>・収集項目は、年齢層・熱傷部位・熱傷原因・都道府県（任意）・満足度・行動変化・信頼度・自由記述のみである。</w:t>
+        <w:t>・収集項目は、年齢層・熱傷部位・熱傷原因・都道府県（任意）・満足度・行動変化・信頼度・最終押下ボタン・行動決定までの時間・自由記述のみである。</w:t>
       </w:r>
     </w:p>
     <w:p>
       <w:pPr>
         <w:spacing w:after="40"/>
-        <w:ind w:left="850"/>
+        <w:ind w:left="283"/>
       </w:pPr>
       <w:r>
         <w:rPr>
@@ -1492,7 +2153,7 @@
     <w:p>
       <w:pPr>
         <w:spacing w:after="40"/>
-        <w:ind w:left="850"/>
+        <w:ind w:left="283"/>
       </w:pPr>
       <w:r>
         <w:rPr>
@@ -1504,7 +2165,7 @@
     <w:p>
       <w:pPr>
         <w:spacing w:after="40"/>
-        <w:ind w:left="850"/>
+        <w:ind w:left="283"/>
       </w:pPr>
       <w:r>
         <w:rPr>
@@ -1528,7 +2189,7 @@
     <w:p>
       <w:pPr>
         <w:spacing w:after="40"/>
-        <w:ind w:left="567"/>
+        <w:ind w:left="0"/>
       </w:pPr>
       <w:r>
         <w:rPr>
@@ -1614,7 +2275,7 @@
     <w:p>
       <w:pPr>
         <w:spacing w:after="40"/>
-        <w:ind w:left="567"/>
+        <w:ind w:left="0"/>
       </w:pPr>
       <w:r>
         <w:rPr>
@@ -1638,7 +2299,7 @@
     <w:p>
       <w:pPr>
         <w:spacing w:after="40"/>
-        <w:ind w:left="567"/>
+        <w:ind w:left="0"/>
       </w:pPr>
       <w:r>
         <w:rPr>
@@ -1650,7 +2311,7 @@
     <w:p>
       <w:pPr>
         <w:spacing w:after="40"/>
-        <w:ind w:left="850"/>
+        <w:ind w:left="283"/>
       </w:pPr>
       <w:r>
         <w:rPr>
@@ -1662,7 +2323,7 @@
     <w:p>
       <w:pPr>
         <w:spacing w:after="40"/>
-        <w:ind w:left="850"/>
+        <w:ind w:left="283"/>
       </w:pPr>
       <w:r>
         <w:rPr>
@@ -1674,7 +2335,7 @@
     <w:p>
       <w:pPr>
         <w:spacing w:after="40"/>
-        <w:ind w:left="850"/>
+        <w:ind w:left="283"/>
       </w:pPr>
       <w:r>
         <w:rPr>
@@ -1686,7 +2347,7 @@
     <w:p>
       <w:pPr>
         <w:spacing w:after="40"/>
-        <w:ind w:left="850"/>
+        <w:ind w:left="283"/>
       </w:pPr>
       <w:r>
         <w:rPr>
@@ -1710,13 +2371,13 @@
     <w:p>
       <w:pPr>
         <w:spacing w:after="40"/>
-        <w:ind w:left="567"/>
+        <w:ind w:left="0"/>
       </w:pPr>
       <w:r>
         <w:rPr>
           <w:sz w:val="21"/>
         </w:rPr>
-        <w:t>本研究の実施にあたり現時点では外部研究費は取得していない。今後、公的資金（JST等）を使用することがある。その際は倫理審査委員会に報告する。アプリ「Burnova」の開発・運営費用は研究責任者が個人で負担しており、企業等からの資金提供はない。</w:t>
+        <w:t>本研究の実施にあたり現時点では外部研究費は取得していない。今後、公的資金（JST、AI for science等）を使用することがある。その際は倫理審査委員会に報告する。アプリ「Burnova」の開発・運営費用は研究責任者が個人で負担しており、企業等からの資金提供はない。</w:t>
       </w:r>
     </w:p>
     <w:p>
@@ -1734,7 +2395,7 @@
     <w:p>
       <w:pPr>
         <w:spacing w:after="40"/>
-        <w:ind w:left="567"/>
+        <w:ind w:left="0"/>
       </w:pPr>
       <w:r>
         <w:rPr>
@@ -1758,13 +2419,13 @@
     <w:p>
       <w:pPr>
         <w:spacing w:after="40"/>
-        <w:ind w:left="567"/>
+        <w:ind w:left="0"/>
       </w:pPr>
       <w:r>
         <w:rPr>
           <w:sz w:val="21"/>
         </w:rPr>
-        <w:t>研究成果は、研究対象者を特定できないようにした上で、研究会、学会や学術雑誌等で公表する（2026年度 日本救急医学会 等を予定）。本研究の実施に関する情報を大阪大学医学部附属病院のウェブサイトおよびアプリ内に公表する。</w:t>
+        <w:t>研究成果は、研究対象者を特定できないようにした上で、研究会、学会や学術雑誌等で公表する（2026年度 日本救急医学会 等を予定）。本研究の実施に関する情報をアプリ内に公表する。</w:t>
       </w:r>
     </w:p>
     <w:p>
@@ -1782,13 +2443,13 @@
     <w:p>
       <w:pPr>
         <w:spacing w:after="40"/>
-        <w:ind w:left="567"/>
+        <w:ind w:left="0"/>
       </w:pPr>
       <w:r>
         <w:rPr>
           <w:sz w:val="21"/>
         </w:rPr>
-        <w:t>研究成果に関しては学会発表・論文掲載後にホームページ等で公開する。研究対象者への個別フィードバックは行わない（匿名データのため識別不可）。</w:t>
+        <w:t>研究成果に関しては学会発表・論文掲載された際には適宜当診療科のウェブサイトで公開する。研究対象者への個別フィードバックは行わない（匿名データのため識別不可）。</w:t>
       </w:r>
     </w:p>
     <w:p>
@@ -1806,7 +2467,7 @@
     <w:p>
       <w:pPr>
         <w:spacing w:after="40"/>
-        <w:ind w:left="567"/>
+        <w:ind w:left="0"/>
       </w:pPr>
       <w:r>
         <w:rPr>
@@ -1819,19 +2480,19 @@
     <w:p>
       <w:pPr>
         <w:spacing w:after="40"/>
-        <w:ind w:left="567"/>
+        <w:ind w:left="283"/>
       </w:pPr>
       <w:r>
         <w:rPr>
           <w:sz w:val="21"/>
         </w:rPr>
-        <w:t>研究責任者：米田　和弘</w:t>
+        <w:t>研究責任者：米田　和弘（特任助教）</w:t>
       </w:r>
     </w:p>
     <w:p>
       <w:pPr>
         <w:spacing w:after="40"/>
-        <w:ind w:left="567"/>
+        <w:ind w:left="283"/>
       </w:pPr>
       <w:r>
         <w:rPr>
@@ -1843,7 +2504,7 @@
     <w:p>
       <w:pPr>
         <w:spacing w:after="40"/>
-        <w:ind w:left="567"/>
+        <w:ind w:left="283"/>
       </w:pPr>
       <w:r>
         <w:rPr>
@@ -1855,7 +2516,7 @@
     <w:p>
       <w:pPr>
         <w:spacing w:after="40"/>
-        <w:ind w:left="567"/>
+        <w:ind w:left="283"/>
       </w:pPr>
       <w:r>
         <w:rPr>
@@ -1879,7 +2540,7 @@
     <w:p>
       <w:pPr>
         <w:spacing w:after="40"/>
-        <w:ind w:left="567"/>
+        <w:ind w:left="0"/>
       </w:pPr>
       <w:r>
         <w:rPr>
@@ -1903,7 +2564,7 @@
     <w:p>
       <w:pPr>
         <w:spacing w:after="40"/>
-        <w:ind w:left="567"/>
+        <w:ind w:left="0"/>
       </w:pPr>
       <w:r>
         <w:rPr>
@@ -1927,7 +2588,7 @@
     <w:p>
       <w:pPr>
         <w:spacing w:after="40"/>
-        <w:ind w:left="567"/>
+        <w:ind w:left="0"/>
       </w:pPr>
       <w:r>
         <w:rPr>
@@ -1951,7 +2612,7 @@
     <w:p>
       <w:pPr>
         <w:spacing w:after="40"/>
-        <w:ind w:left="567"/>
+        <w:ind w:left="0"/>
       </w:pPr>
       <w:r>
         <w:rPr>
@@ -1975,7 +2636,7 @@
     <w:p>
       <w:pPr>
         <w:spacing w:after="40"/>
-        <w:ind w:left="567"/>
+        <w:ind w:left="0"/>
       </w:pPr>
       <w:r>
         <w:rPr>
@@ -1999,7 +2660,7 @@
     <w:p>
       <w:pPr>
         <w:spacing w:after="40"/>
-        <w:ind w:left="567"/>
+        <w:ind w:left="0"/>
       </w:pPr>
       <w:r>
         <w:rPr>
@@ -2023,7 +2684,7 @@
     <w:p>
       <w:pPr>
         <w:spacing w:after="40"/>
-        <w:ind w:left="567"/>
+        <w:ind w:left="0"/>
       </w:pPr>
       <w:r>
         <w:rPr>
